--- a/.docu/idees/1ª part.docx
+++ b/.docu/idees/1ª part.docx
@@ -1,6 +1,6 @@
 
 <file path=word/document.xml><?xml version="1.0" encoding="utf-8"?>
-<w:document xmlns:wpc="http://schemas.microsoft.com/office/word/2010/wordprocessingCanvas" xmlns:cx="http://schemas.microsoft.com/office/drawing/2014/chartex" xmlns:cx1="http://schemas.microsoft.com/office/drawing/2015/9/8/chartex" xmlns:cx2="http://schemas.microsoft.com/office/drawing/2015/10/21/chartex" xmlns:cx3="http://schemas.microsoft.com/office/drawing/2016/5/9/chartex" xmlns:cx4="http://schemas.microsoft.com/office/drawing/2016/5/10/chartex" xmlns:cx5="http://schemas.microsoft.com/office/drawing/2016/5/11/chartex" xmlns:cx6="http://schemas.microsoft.com/office/drawing/2016/5/12/chartex" xmlns:cx7="http://schemas.microsoft.com/office/drawing/2016/5/13/chartex" xmlns:cx8="http://schemas.microsoft.com/office/drawing/2016/5/14/chartex" xmlns:mc="http://schemas.openxmlformats.org/markup-compatibility/2006" xmlns:aink="http://schemas.microsoft.com/office/drawing/2016/ink" xmlns:am3d="http://schemas.microsoft.com/office/drawing/2017/model3d" xmlns:o="urn:schemas-microsoft-com:office:office" xmlns:oel="http://schemas.microsoft.com/office/2019/extlst" xmlns:r="http://schemas.openxmlformats.org/officeDocument/2006/relationships" xmlns:m="http://schemas.openxmlformats.org/officeDocument/2006/math" xmlns:v="urn:schemas-microsoft-com:vml" xmlns:wp14="http://schemas.microsoft.com/office/word/2010/wordprocessingDrawing" xmlns:wp="http://schemas.openxmlformats.org/drawingml/2006/wordprocessingDrawing" xmlns:w10="urn:schemas-microsoft-com:office:word" xmlns:w="http://schemas.openxmlformats.org/wordprocessingml/2006/main" xmlns:w14="http://schemas.microsoft.com/office/word/2010/wordml" xmlns:w15="http://schemas.microsoft.com/office/word/2012/wordml" xmlns:w16cex="http://schemas.microsoft.com/office/word/2018/wordml/cex" xmlns:w16cid="http://schemas.microsoft.com/office/word/2016/wordml/cid" xmlns:w16="http://schemas.microsoft.com/office/word/2018/wordml" xmlns:w16du="http://schemas.microsoft.com/office/word/2023/wordml/word16du" xmlns:w16sdtdh="http://schemas.microsoft.com/office/word/2020/wordml/sdtdatahash" xmlns:w16sdtfl="http://schemas.microsoft.com/office/word/2024/wordml/sdtformatlock" xmlns:w16se="http://schemas.microsoft.com/office/word/2015/wordml/symex" xmlns:wpg="http://schemas.microsoft.com/office/word/2010/wordprocessingGroup" xmlns:wpi="http://schemas.microsoft.com/office/word/2010/wordprocessingInk" xmlns:wne="http://schemas.microsoft.com/office/word/2006/wordml" xmlns:wps="http://schemas.microsoft.com/office/word/2010/wordprocessingShape" mc:Ignorable="w14 w15 w16se w16cid w16 w16cex w16sdtdh w16sdtfl w16du wp14">
+<w:document xmlns:wpc="http://schemas.microsoft.com/office/word/2010/wordprocessingCanvas" xmlns:cx="http://schemas.microsoft.com/office/drawing/2014/chartex" xmlns:cx1="http://schemas.microsoft.com/office/drawing/2015/9/8/chartex" xmlns:cx2="http://schemas.microsoft.com/office/drawing/2015/10/21/chartex" xmlns:cx3="http://schemas.microsoft.com/office/drawing/2016/5/9/chartex" xmlns:cx4="http://schemas.microsoft.com/office/drawing/2016/5/10/chartex" xmlns:cx5="http://schemas.microsoft.com/office/drawing/2016/5/11/chartex" xmlns:cx6="http://schemas.microsoft.com/office/drawing/2016/5/12/chartex" xmlns:cx7="http://schemas.microsoft.com/office/drawing/2016/5/13/chartex" xmlns:cx8="http://schemas.microsoft.com/office/drawing/2016/5/14/chartex" xmlns:mc="http://schemas.openxmlformats.org/markup-compatibility/2006" xmlns:m="http://schemas.openxmlformats.org/officeDocument/2006/math" xmlns:aink="http://schemas.microsoft.com/office/drawing/2016/ink" xmlns:am3d="http://schemas.microsoft.com/office/drawing/2017/model3d" xmlns:oel="http://schemas.microsoft.com/office/2019/extlst" xmlns:r="http://schemas.openxmlformats.org/officeDocument/2006/relationships" xmlns:wp14="http://schemas.microsoft.com/office/word/2010/wordprocessingDrawing" xmlns:wp="http://schemas.openxmlformats.org/drawingml/2006/wordprocessingDrawing" xmlns:wpg="http://schemas.microsoft.com/office/word/2010/wordprocessingGroup" xmlns:wpi="http://schemas.microsoft.com/office/word/2010/wordprocessingInk" xmlns:wps="http://schemas.microsoft.com/office/word/2010/wordprocessingShape" xmlns:o="urn:schemas-microsoft-com:office:office" xmlns:v="urn:schemas-microsoft-com:vml" xmlns:w10="urn:schemas-microsoft-com:office:word" xmlns:w="http://schemas.openxmlformats.org/wordprocessingml/2006/main" xmlns:w14="http://schemas.microsoft.com/office/word/2010/wordml" xmlns:w15="http://schemas.microsoft.com/office/word/2012/wordml" xmlns:w16cex="http://schemas.microsoft.com/office/word/2018/wordml/cex" xmlns:w16cid="http://schemas.microsoft.com/office/word/2016/wordml/cid" xmlns:w16="http://schemas.microsoft.com/office/word/2018/wordml" xmlns:w16sdtdh="http://schemas.microsoft.com/office/word/2020/wordml/sdtdatahash" xmlns:w16sdtfl="http://schemas.microsoft.com/office/word/2024/wordml/sdtformatlock" xmlns:w16se="http://schemas.microsoft.com/office/word/2015/wordml/symex" xmlns:w16du="http://schemas.microsoft.com/office/word/2023/wordml/word16du" xmlns:wne="http://schemas.microsoft.com/office/word/2006/wordml" mc:Ignorable="w14 w15 w16se w16cid w16 w16cex w16sdtdh w16sdtfl w16du wp14">
   <w:body>
     <w:p>
       <w:pPr>
@@ -174,7 +174,21 @@
           <w:rFonts w:ascii="Arial" w:hAnsi="Arial"/>
           <w:sz w:val="24"/>
         </w:rPr>
-        <w:t>Stop_a</w:t>
+        <w:t>Stop</w:t>
+      </w:r>
+      <w:r>
+        <w:rPr>
+          <w:rFonts w:ascii="Arial" w:hAnsi="Arial"/>
+          <w:sz w:val="24"/>
+        </w:rPr>
+        <w:t>_id</w:t>
+      </w:r>
+      <w:r>
+        <w:rPr>
+          <w:rFonts w:ascii="Arial" w:hAnsi="Arial"/>
+          <w:sz w:val="24"/>
+        </w:rPr>
+        <w:t>_a</w:t>
       </w:r>
       <w:proofErr w:type="spellEnd"/>
       <w:r>
@@ -190,7 +204,21 @@
           <w:rFonts w:ascii="Arial" w:hAnsi="Arial"/>
           <w:sz w:val="24"/>
         </w:rPr>
-        <w:t>stop_b</w:t>
+        <w:t>stop</w:t>
+      </w:r>
+      <w:r>
+        <w:rPr>
+          <w:rFonts w:ascii="Arial" w:hAnsi="Arial"/>
+          <w:sz w:val="24"/>
+        </w:rPr>
+        <w:t>_id</w:t>
+      </w:r>
+      <w:r>
+        <w:rPr>
+          <w:rFonts w:ascii="Arial" w:hAnsi="Arial"/>
+          <w:sz w:val="24"/>
+        </w:rPr>
+        <w:t>_b</w:t>
       </w:r>
       <w:proofErr w:type="spellEnd"/>
       <w:r>
@@ -225,6 +253,13 @@
         <w:t>type</w:t>
       </w:r>
       <w:proofErr w:type="spellEnd"/>
+      <w:r>
+        <w:rPr>
+          <w:rFonts w:ascii="Arial" w:hAnsi="Arial"/>
+          <w:sz w:val="24"/>
+        </w:rPr>
+        <w:t xml:space="preserve"> </w:t>
+      </w:r>
       <w:r>
         <w:rPr>
           <w:rFonts w:ascii="Arial" w:hAnsi="Arial"/>
@@ -483,6 +518,28 @@
       <w:pPr>
         <w:pStyle w:val="ListParagraph"/>
         <w:numPr>
+          <w:ilvl w:val="1"/>
+          <w:numId w:val="1"/>
+        </w:numPr>
+        <w:spacing w:line="240" w:lineRule="auto"/>
+        <w:rPr>
+          <w:rFonts w:ascii="Arial" w:hAnsi="Arial"/>
+          <w:sz w:val="24"/>
+        </w:rPr>
+      </w:pPr>
+      <w:r>
+        <w:rPr>
+          <w:rFonts w:ascii="Arial" w:hAnsi="Arial" w:cs="Arial"/>
+          <w:sz w:val="24"/>
+          <w:szCs w:val="24"/>
+        </w:rPr>
+        <w:t>En el moment de donar a escollir una entrada inicial no es pot donar la de Plaça de Sants – Alcolea (escala mecànica) però si es pot donar com a entrada de destí</w:t>
+      </w:r>
+    </w:p>
+    <w:p>
+      <w:pPr>
+        <w:pStyle w:val="ListParagraph"/>
+        <w:numPr>
           <w:ilvl w:val="0"/>
           <w:numId w:val="1"/>
         </w:numPr>
@@ -497,6 +554,27 @@
           <w:sz w:val="24"/>
         </w:rPr>
         <w:t>Pesos</w:t>
+      </w:r>
+      <w:r>
+        <w:rPr>
+          <w:rFonts w:ascii="Arial" w:hAnsi="Arial"/>
+          <w:sz w:val="24"/>
+        </w:rPr>
+        <w:t xml:space="preserve"> </w:t>
+      </w:r>
+      <w:r>
+        <w:rPr>
+          <w:rFonts w:ascii="Arial" w:hAnsi="Arial"/>
+          <w:sz w:val="24"/>
+        </w:rPr>
+        <w:sym w:font="Wingdings" w:char="F0E0"/>
+      </w:r>
+      <w:r>
+        <w:rPr>
+          <w:rFonts w:ascii="Arial" w:hAnsi="Arial"/>
+          <w:sz w:val="24"/>
+        </w:rPr>
+        <w:t xml:space="preserve"> definits a ‘pesos.docx’</w:t>
       </w:r>
     </w:p>
     <w:p>
@@ -511,75 +589,15 @@
           <w:sz w:val="24"/>
         </w:rPr>
       </w:pPr>
-      <w:r>
-        <w:rPr>
-          <w:rFonts w:ascii="Arial" w:hAnsi="Arial"/>
-          <w:sz w:val="24"/>
-        </w:rPr>
-        <w:t>“</w:t>
-      </w:r>
       <w:proofErr w:type="spellStart"/>
       <w:r>
         <w:rPr>
           <w:rFonts w:ascii="Arial" w:hAnsi="Arial"/>
           <w:sz w:val="24"/>
         </w:rPr>
-        <w:t>pathway</w:t>
+        <w:t>Pathway</w:t>
       </w:r>
       <w:proofErr w:type="spellEnd"/>
-      <w:r>
-        <w:rPr>
-          <w:rFonts w:ascii="Arial" w:hAnsi="Arial"/>
-          <w:sz w:val="24"/>
-        </w:rPr>
-        <w:t>” (PW)</w:t>
-      </w:r>
-    </w:p>
-    <w:p>
-      <w:pPr>
-        <w:pStyle w:val="ListParagraph"/>
-        <w:numPr>
-          <w:ilvl w:val="2"/>
-          <w:numId w:val="1"/>
-        </w:numPr>
-        <w:spacing w:line="278" w:lineRule="auto"/>
-        <w:rPr>
-          <w:rFonts w:ascii="Arial" w:hAnsi="Arial" w:cs="Arial"/>
-          <w:sz w:val="24"/>
-          <w:szCs w:val="24"/>
-        </w:rPr>
-      </w:pPr>
-      <w:r>
-        <w:rPr>
-          <w:rFonts w:ascii="Arial" w:hAnsi="Arial" w:cs="Arial"/>
-          <w:sz w:val="24"/>
-          <w:szCs w:val="24"/>
-        </w:rPr>
-        <w:t>D’andana a andana</w:t>
-      </w:r>
-    </w:p>
-    <w:p>
-      <w:pPr>
-        <w:pStyle w:val="ListParagraph"/>
-        <w:numPr>
-          <w:ilvl w:val="2"/>
-          <w:numId w:val="1"/>
-        </w:numPr>
-        <w:spacing w:line="278" w:lineRule="auto"/>
-        <w:rPr>
-          <w:rFonts w:ascii="Arial" w:hAnsi="Arial" w:cs="Arial"/>
-          <w:sz w:val="24"/>
-          <w:szCs w:val="24"/>
-        </w:rPr>
-      </w:pPr>
-      <w:r>
-        <w:rPr>
-          <w:rFonts w:ascii="Arial" w:hAnsi="Arial" w:cs="Arial"/>
-          <w:sz w:val="24"/>
-          <w:szCs w:val="24"/>
-        </w:rPr>
-        <w:t>D’entrada a andana</w:t>
-      </w:r>
     </w:p>
     <w:p>
       <w:pPr>
@@ -593,42 +611,21 @@
           <w:sz w:val="24"/>
         </w:rPr>
       </w:pPr>
-      <w:r>
-        <w:rPr>
-          <w:rFonts w:ascii="Arial" w:hAnsi="Arial"/>
-          <w:sz w:val="24"/>
-        </w:rPr>
-        <w:t>“</w:t>
-      </w:r>
       <w:proofErr w:type="spellStart"/>
       <w:r>
         <w:rPr>
           <w:rFonts w:ascii="Arial" w:hAnsi="Arial"/>
           <w:sz w:val="24"/>
         </w:rPr>
-        <w:t>subway</w:t>
+        <w:t>Subway</w:t>
       </w:r>
       <w:proofErr w:type="spellEnd"/>
-      <w:r>
-        <w:rPr>
-          <w:rFonts w:ascii="Arial" w:hAnsi="Arial"/>
-          <w:sz w:val="24"/>
-        </w:rPr>
-        <w:t>”</w:t>
-      </w:r>
-      <w:r>
-        <w:rPr>
-          <w:rFonts w:ascii="Arial" w:hAnsi="Arial"/>
-          <w:sz w:val="24"/>
-        </w:rPr>
-        <w:t xml:space="preserve"> (SW)</w:t>
-      </w:r>
     </w:p>
     <w:p>
       <w:pPr>
         <w:pStyle w:val="ListParagraph"/>
         <w:numPr>
-          <w:ilvl w:val="2"/>
+          <w:ilvl w:val="0"/>
           <w:numId w:val="1"/>
         </w:numPr>
         <w:rPr>
@@ -641,75 +638,7 @@
           <w:rFonts w:ascii="Arial" w:hAnsi="Arial"/>
           <w:sz w:val="24"/>
         </w:rPr>
-        <w:t>Per aquella seqüència amb orientació la mitjana</w:t>
-      </w:r>
-    </w:p>
-    <w:p>
-      <w:pPr>
-        <w:pStyle w:val="ListParagraph"/>
-        <w:numPr>
-          <w:ilvl w:val="3"/>
-          <w:numId w:val="1"/>
-        </w:numPr>
-        <w:rPr>
-          <w:rFonts w:ascii="Arial" w:hAnsi="Arial"/>
-          <w:sz w:val="24"/>
-        </w:rPr>
-      </w:pPr>
-      <w:r>
-        <w:rPr>
-          <w:rFonts w:ascii="Arial" w:hAnsi="Arial"/>
-          <w:sz w:val="24"/>
-        </w:rPr>
-        <w:t xml:space="preserve">Dins de trips, per cada </w:t>
-      </w:r>
-      <w:proofErr w:type="spellStart"/>
-      <w:r>
-        <w:rPr>
-          <w:rFonts w:ascii="Arial" w:hAnsi="Arial"/>
-          <w:sz w:val="24"/>
-        </w:rPr>
-        <w:t>route_id</w:t>
-      </w:r>
-      <w:proofErr w:type="spellEnd"/>
-      <w:r>
-        <w:rPr>
-          <w:rFonts w:ascii="Arial" w:hAnsi="Arial"/>
-          <w:sz w:val="24"/>
-        </w:rPr>
-        <w:t xml:space="preserve"> i cada </w:t>
-      </w:r>
-      <w:proofErr w:type="spellStart"/>
-      <w:r>
-        <w:rPr>
-          <w:rFonts w:ascii="Arial" w:hAnsi="Arial"/>
-          <w:sz w:val="24"/>
-        </w:rPr>
-        <w:t>trip_id</w:t>
-      </w:r>
-      <w:proofErr w:type="spellEnd"/>
-      <w:r>
-        <w:rPr>
-          <w:rFonts w:ascii="Arial" w:hAnsi="Arial"/>
-          <w:sz w:val="24"/>
-        </w:rPr>
-        <w:t xml:space="preserve"> (tenint en compte la </w:t>
-      </w:r>
-      <w:proofErr w:type="spellStart"/>
-      <w:r>
-        <w:rPr>
-          <w:rFonts w:ascii="Arial" w:hAnsi="Arial"/>
-          <w:sz w:val="24"/>
-        </w:rPr>
-        <w:t>direction_id</w:t>
-      </w:r>
-      <w:proofErr w:type="spellEnd"/>
-      <w:r>
-        <w:rPr>
-          <w:rFonts w:ascii="Arial" w:hAnsi="Arial"/>
-          <w:sz w:val="24"/>
-        </w:rPr>
-        <w:t>)</w:t>
+        <w:t>Precisió</w:t>
       </w:r>
     </w:p>
     <w:p>
@@ -722,57 +651,15 @@
         <w:rPr>
           <w:rFonts w:ascii="Arial" w:hAnsi="Arial"/>
           <w:sz w:val="24"/>
-        </w:rPr>
-      </w:pPr>
-      <w:r>
-        <w:rPr>
-          <w:rFonts w:ascii="Arial" w:hAnsi="Arial"/>
-          <w:sz w:val="24"/>
-        </w:rPr>
-        <w:t>“</w:t>
-      </w:r>
-      <w:proofErr w:type="spellStart"/>
-      <w:r>
-        <w:rPr>
-          <w:rFonts w:ascii="Arial" w:hAnsi="Arial"/>
-          <w:sz w:val="24"/>
-        </w:rPr>
-        <w:t>doors</w:t>
-      </w:r>
-      <w:proofErr w:type="spellEnd"/>
-      <w:r>
-        <w:rPr>
-          <w:rFonts w:ascii="Arial" w:hAnsi="Arial"/>
-          <w:sz w:val="24"/>
-        </w:rPr>
-        <w:t>”</w:t>
-      </w:r>
-      <w:r>
-        <w:rPr>
-          <w:rFonts w:ascii="Arial" w:hAnsi="Arial"/>
-          <w:sz w:val="24"/>
-        </w:rPr>
-        <w:t xml:space="preserve"> (DRS)</w:t>
-      </w:r>
-    </w:p>
-    <w:p>
-      <w:pPr>
-        <w:pStyle w:val="ListParagraph"/>
-        <w:numPr>
-          <w:ilvl w:val="2"/>
-          <w:numId w:val="1"/>
-        </w:numPr>
-        <w:rPr>
-          <w:rFonts w:ascii="Arial" w:hAnsi="Arial"/>
-          <w:sz w:val="24"/>
-        </w:rPr>
-      </w:pPr>
-      <w:r>
-        <w:rPr>
-          <w:rFonts w:ascii="Arial" w:hAnsi="Arial"/>
-          <w:sz w:val="24"/>
-        </w:rPr>
-        <w:t>A</w:t>
+          <w:lang w:val="en-ES"/>
+        </w:rPr>
+      </w:pPr>
+      <w:r>
+        <w:rPr>
+          <w:rFonts w:ascii="Arial" w:hAnsi="Arial"/>
+          <w:sz w:val="24"/>
+        </w:rPr>
+        <w:t>Arrodonir als segons</w:t>
       </w:r>
       <w:r>
         <w:rPr>
@@ -786,146 +673,6 @@
           <w:rFonts w:ascii="Arial" w:hAnsi="Arial"/>
           <w:sz w:val="24"/>
         </w:rPr>
-        <w:t>l’</w:t>
-      </w:r>
-      <w:r>
-        <w:rPr>
-          <w:rFonts w:ascii="Arial" w:hAnsi="Arial"/>
-          <w:sz w:val="24"/>
-        </w:rPr>
-        <w:t>origen, destí o transbord 0</w:t>
-      </w:r>
-    </w:p>
-    <w:p>
-      <w:pPr>
-        <w:pStyle w:val="ListParagraph"/>
-        <w:numPr>
-          <w:ilvl w:val="2"/>
-          <w:numId w:val="1"/>
-        </w:numPr>
-        <w:rPr>
-          <w:rFonts w:ascii="Arial" w:hAnsi="Arial"/>
-          <w:sz w:val="24"/>
-        </w:rPr>
-      </w:pPr>
-      <w:r>
-        <w:rPr>
-          <w:rFonts w:ascii="Arial" w:hAnsi="Arial"/>
-          <w:sz w:val="24"/>
-        </w:rPr>
-        <w:t>Als altres, calcular mitjana per aquell tram en concret i aquella direcció</w:t>
-      </w:r>
-    </w:p>
-    <w:p>
-      <w:pPr>
-        <w:pStyle w:val="ListParagraph"/>
-        <w:numPr>
-          <w:ilvl w:val="2"/>
-          <w:numId w:val="1"/>
-        </w:numPr>
-        <w:rPr>
-          <w:rFonts w:ascii="Arial" w:hAnsi="Arial"/>
-          <w:sz w:val="24"/>
-        </w:rPr>
-      </w:pPr>
-      <w:r>
-        <w:rPr>
-          <w:rFonts w:ascii="Arial" w:hAnsi="Arial"/>
-          <w:sz w:val="24"/>
-        </w:rPr>
-        <w:t>Als extrems de línies, 0</w:t>
-      </w:r>
-    </w:p>
-    <w:p>
-      <w:pPr>
-        <w:pStyle w:val="ListParagraph"/>
-        <w:numPr>
-          <w:ilvl w:val="1"/>
-          <w:numId w:val="1"/>
-        </w:numPr>
-        <w:rPr>
-          <w:rFonts w:ascii="Arial" w:hAnsi="Arial"/>
-          <w:sz w:val="24"/>
-        </w:rPr>
-      </w:pPr>
-      <w:r>
-        <w:rPr>
-          <w:rFonts w:ascii="Arial" w:hAnsi="Arial"/>
-          <w:sz w:val="24"/>
-        </w:rPr>
-        <w:t>“</w:t>
-      </w:r>
-      <w:proofErr w:type="spellStart"/>
-      <w:r>
-        <w:rPr>
-          <w:rFonts w:ascii="Arial" w:hAnsi="Arial"/>
-          <w:sz w:val="24"/>
-        </w:rPr>
-        <w:t>waiting</w:t>
-      </w:r>
-      <w:proofErr w:type="spellEnd"/>
-      <w:r>
-        <w:rPr>
-          <w:rFonts w:ascii="Arial" w:hAnsi="Arial"/>
-          <w:sz w:val="24"/>
-        </w:rPr>
-        <w:t>”</w:t>
-      </w:r>
-      <w:r>
-        <w:rPr>
-          <w:rFonts w:ascii="Arial" w:hAnsi="Arial"/>
-          <w:sz w:val="24"/>
-        </w:rPr>
-        <w:t xml:space="preserve"> (WT)</w:t>
-      </w:r>
-    </w:p>
-    <w:p>
-      <w:pPr>
-        <w:pStyle w:val="ListParagraph"/>
-        <w:numPr>
-          <w:ilvl w:val="2"/>
-          <w:numId w:val="1"/>
-        </w:numPr>
-        <w:rPr>
-          <w:rFonts w:ascii="Arial" w:hAnsi="Arial"/>
-          <w:sz w:val="24"/>
-        </w:rPr>
-      </w:pPr>
-      <w:r>
-        <w:rPr>
-          <w:rFonts w:ascii="Arial" w:hAnsi="Arial"/>
-          <w:sz w:val="24"/>
-        </w:rPr>
-        <w:t xml:space="preserve">15s en els trams compartits? (Mínim de </w:t>
-      </w:r>
-      <w:proofErr w:type="spellStart"/>
-      <w:r>
-        <w:rPr>
-          <w:rFonts w:ascii="Arial" w:hAnsi="Arial"/>
-          <w:sz w:val="24"/>
-        </w:rPr>
-        <w:t>pathway</w:t>
-      </w:r>
-      <w:proofErr w:type="spellEnd"/>
-      <w:r>
-        <w:rPr>
-          <w:rFonts w:ascii="Arial" w:hAnsi="Arial"/>
-          <w:sz w:val="24"/>
-        </w:rPr>
-        <w:t>)</w:t>
-      </w:r>
-      <w:r>
-        <w:rPr>
-          <w:rFonts w:ascii="Arial" w:hAnsi="Arial"/>
-          <w:sz w:val="24"/>
-        </w:rPr>
-        <w:t xml:space="preserve"> </w:t>
-      </w:r>
-      <w:r>
-        <w:rPr>
-          <w:rFonts w:ascii="Arial" w:hAnsi="Arial"/>
-          <w:sz w:val="24"/>
-        </w:rPr>
         <w:sym w:font="Wingdings" w:char="F0E0"/>
       </w:r>
       <w:r>
@@ -933,47 +680,15 @@
           <w:rFonts w:ascii="Arial" w:hAnsi="Arial"/>
           <w:sz w:val="24"/>
         </w:rPr>
-        <w:t xml:space="preserve"> es transforma en PW?</w:t>
-      </w:r>
-    </w:p>
-    <w:p>
-      <w:pPr>
-        <w:pStyle w:val="ListParagraph"/>
-        <w:numPr>
-          <w:ilvl w:val="0"/>
-          <w:numId w:val="1"/>
-        </w:numPr>
-        <w:rPr>
-          <w:rFonts w:ascii="Arial" w:hAnsi="Arial"/>
-          <w:sz w:val="24"/>
-        </w:rPr>
-      </w:pPr>
-      <w:r>
-        <w:rPr>
-          <w:rFonts w:ascii="Arial" w:hAnsi="Arial"/>
-          <w:sz w:val="24"/>
-        </w:rPr>
-        <w:t>Precisió</w:t>
-      </w:r>
-    </w:p>
-    <w:p>
-      <w:pPr>
-        <w:pStyle w:val="ListParagraph"/>
-        <w:numPr>
-          <w:ilvl w:val="1"/>
-          <w:numId w:val="1"/>
-        </w:numPr>
-        <w:rPr>
-          <w:rFonts w:ascii="Arial" w:hAnsi="Arial"/>
-          <w:sz w:val="24"/>
-        </w:rPr>
-      </w:pPr>
-      <w:r>
-        <w:rPr>
-          <w:rFonts w:ascii="Arial" w:hAnsi="Arial"/>
-          <w:sz w:val="24"/>
-        </w:rPr>
-        <w:t>Arrodonir als segons</w:t>
+        <w:t xml:space="preserve"> utilitzar </w:t>
+      </w:r>
+      <w:r>
+        <w:rPr>
+          <w:rFonts w:ascii="Arial" w:hAnsi="Arial"/>
+          <w:sz w:val="24"/>
+          <w:lang w:val="en-ES"/>
+        </w:rPr>
+        <w:t>round_half_up_mean</w:t>
       </w:r>
     </w:p>
     <w:p>
@@ -1074,7 +789,6 @@
           <w:rFonts w:ascii="Arial" w:hAnsi="Arial"/>
           <w:sz w:val="24"/>
         </w:rPr>
-        <w:lastRenderedPageBreak/>
         <w:t xml:space="preserve">(+ tard també podem fer que es guardi també si la diferència de temps és &lt;=15s per donar més duna opció </w:t>
       </w:r>
       <w:r>
@@ -1141,7 +855,7 @@
 </file>
 
 <file path=word/numbering.xml><?xml version="1.0" encoding="utf-8"?>
-<w:numbering xmlns:wpc="http://schemas.microsoft.com/office/word/2010/wordprocessingCanvas" xmlns:cx="http://schemas.microsoft.com/office/drawing/2014/chartex" xmlns:cx1="http://schemas.microsoft.com/office/drawing/2015/9/8/chartex" xmlns:cx2="http://schemas.microsoft.com/office/drawing/2015/10/21/chartex" xmlns:cx3="http://schemas.microsoft.com/office/drawing/2016/5/9/chartex" xmlns:cx4="http://schemas.microsoft.com/office/drawing/2016/5/10/chartex" xmlns:cx5="http://schemas.microsoft.com/office/drawing/2016/5/11/chartex" xmlns:cx6="http://schemas.microsoft.com/office/drawing/2016/5/12/chartex" xmlns:cx7="http://schemas.microsoft.com/office/drawing/2016/5/13/chartex" xmlns:cx8="http://schemas.microsoft.com/office/drawing/2016/5/14/chartex" xmlns:mc="http://schemas.openxmlformats.org/markup-compatibility/2006" xmlns:aink="http://schemas.microsoft.com/office/drawing/2016/ink" xmlns:am3d="http://schemas.microsoft.com/office/drawing/2017/model3d" xmlns:o="urn:schemas-microsoft-com:office:office" xmlns:oel="http://schemas.microsoft.com/office/2019/extlst" xmlns:r="http://schemas.openxmlformats.org/officeDocument/2006/relationships" xmlns:m="http://schemas.openxmlformats.org/officeDocument/2006/math" xmlns:v="urn:schemas-microsoft-com:vml" xmlns:wp14="http://schemas.microsoft.com/office/word/2010/wordprocessingDrawing" xmlns:wp="http://schemas.openxmlformats.org/drawingml/2006/wordprocessingDrawing" xmlns:w10="urn:schemas-microsoft-com:office:word" xmlns:w="http://schemas.openxmlformats.org/wordprocessingml/2006/main" xmlns:w14="http://schemas.microsoft.com/office/word/2010/wordml" xmlns:w15="http://schemas.microsoft.com/office/word/2012/wordml" xmlns:w16cex="http://schemas.microsoft.com/office/word/2018/wordml/cex" xmlns:w16cid="http://schemas.microsoft.com/office/word/2016/wordml/cid" xmlns:w16="http://schemas.microsoft.com/office/word/2018/wordml" xmlns:w16du="http://schemas.microsoft.com/office/word/2023/wordml/word16du" xmlns:w16sdtdh="http://schemas.microsoft.com/office/word/2020/wordml/sdtdatahash" xmlns:w16sdtfl="http://schemas.microsoft.com/office/word/2024/wordml/sdtformatlock" xmlns:w16se="http://schemas.microsoft.com/office/word/2015/wordml/symex" xmlns:wpg="http://schemas.microsoft.com/office/word/2010/wordprocessingGroup" xmlns:wpi="http://schemas.microsoft.com/office/word/2010/wordprocessingInk" xmlns:wne="http://schemas.microsoft.com/office/word/2006/wordml" xmlns:wps="http://schemas.microsoft.com/office/word/2010/wordprocessingShape" mc:Ignorable="w14 w15 w16se w16cid w16 w16cex w16sdtdh w16sdtfl w16du wp14">
+<w:numbering xmlns:wpc="http://schemas.microsoft.com/office/word/2010/wordprocessingCanvas" xmlns:cx="http://schemas.microsoft.com/office/drawing/2014/chartex" xmlns:cx1="http://schemas.microsoft.com/office/drawing/2015/9/8/chartex" xmlns:cx2="http://schemas.microsoft.com/office/drawing/2015/10/21/chartex" xmlns:cx3="http://schemas.microsoft.com/office/drawing/2016/5/9/chartex" xmlns:cx4="http://schemas.microsoft.com/office/drawing/2016/5/10/chartex" xmlns:cx5="http://schemas.microsoft.com/office/drawing/2016/5/11/chartex" xmlns:cx6="http://schemas.microsoft.com/office/drawing/2016/5/12/chartex" xmlns:cx7="http://schemas.microsoft.com/office/drawing/2016/5/13/chartex" xmlns:cx8="http://schemas.microsoft.com/office/drawing/2016/5/14/chartex" xmlns:mc="http://schemas.openxmlformats.org/markup-compatibility/2006" xmlns:m="http://schemas.openxmlformats.org/officeDocument/2006/math" xmlns:aink="http://schemas.microsoft.com/office/drawing/2016/ink" xmlns:am3d="http://schemas.microsoft.com/office/drawing/2017/model3d" xmlns:oel="http://schemas.microsoft.com/office/2019/extlst" xmlns:r="http://schemas.openxmlformats.org/officeDocument/2006/relationships" xmlns:wp14="http://schemas.microsoft.com/office/word/2010/wordprocessingDrawing" xmlns:wp="http://schemas.openxmlformats.org/drawingml/2006/wordprocessingDrawing" xmlns:wpg="http://schemas.microsoft.com/office/word/2010/wordprocessingGroup" xmlns:wpi="http://schemas.microsoft.com/office/word/2010/wordprocessingInk" xmlns:wps="http://schemas.microsoft.com/office/word/2010/wordprocessingShape" xmlns:o="urn:schemas-microsoft-com:office:office" xmlns:v="urn:schemas-microsoft-com:vml" xmlns:w10="urn:schemas-microsoft-com:office:word" xmlns:w="http://schemas.openxmlformats.org/wordprocessingml/2006/main" xmlns:w14="http://schemas.microsoft.com/office/word/2010/wordml" xmlns:w15="http://schemas.microsoft.com/office/word/2012/wordml" xmlns:w16cex="http://schemas.microsoft.com/office/word/2018/wordml/cex" xmlns:w16cid="http://schemas.microsoft.com/office/word/2016/wordml/cid" xmlns:w16="http://schemas.microsoft.com/office/word/2018/wordml" xmlns:w16sdtdh="http://schemas.microsoft.com/office/word/2020/wordml/sdtdatahash" xmlns:w16sdtfl="http://schemas.microsoft.com/office/word/2024/wordml/sdtformatlock" xmlns:w16se="http://schemas.microsoft.com/office/word/2015/wordml/symex" xmlns:w16du="http://schemas.microsoft.com/office/word/2023/wordml/word16du" xmlns:wne="http://schemas.microsoft.com/office/word/2006/wordml" mc:Ignorable="w14 w15 w16se w16cid w16 w16cex w16sdtdh w16sdtfl w16du wp14">
   <w:abstractNum w:abstractNumId="0" w15:restartNumberingAfterBreak="0">
     <w:nsid w:val="08DA49FD"/>
     <w:multiLevelType w:val="hybridMultilevel"/>
@@ -1606,7 +1320,7 @@
 </file>
 
 <file path=word/styles.xml><?xml version="1.0" encoding="utf-8"?>
-<w:styles xmlns:mc="http://schemas.openxmlformats.org/markup-compatibility/2006" xmlns:r="http://schemas.openxmlformats.org/officeDocument/2006/relationships" xmlns:w="http://schemas.openxmlformats.org/wordprocessingml/2006/main" xmlns:w14="http://schemas.microsoft.com/office/word/2010/wordml" xmlns:w15="http://schemas.microsoft.com/office/word/2012/wordml" xmlns:w16cex="http://schemas.microsoft.com/office/word/2018/wordml/cex" xmlns:w16cid="http://schemas.microsoft.com/office/word/2016/wordml/cid" xmlns:w16="http://schemas.microsoft.com/office/word/2018/wordml" xmlns:w16du="http://schemas.microsoft.com/office/word/2023/wordml/word16du" xmlns:w16sdtdh="http://schemas.microsoft.com/office/word/2020/wordml/sdtdatahash" xmlns:w16sdtfl="http://schemas.microsoft.com/office/word/2024/wordml/sdtformatlock" xmlns:w16se="http://schemas.microsoft.com/office/word/2015/wordml/symex" mc:Ignorable="w14 w15 w16se w16cid w16 w16cex w16sdtdh w16sdtfl w16du">
+<w:styles xmlns:mc="http://schemas.openxmlformats.org/markup-compatibility/2006" xmlns:r="http://schemas.openxmlformats.org/officeDocument/2006/relationships" xmlns:w="http://schemas.openxmlformats.org/wordprocessingml/2006/main" xmlns:w14="http://schemas.microsoft.com/office/word/2010/wordml" xmlns:w15="http://schemas.microsoft.com/office/word/2012/wordml" xmlns:w16cex="http://schemas.microsoft.com/office/word/2018/wordml/cex" xmlns:w16cid="http://schemas.microsoft.com/office/word/2016/wordml/cid" xmlns:w16="http://schemas.microsoft.com/office/word/2018/wordml" xmlns:w16sdtdh="http://schemas.microsoft.com/office/word/2020/wordml/sdtdatahash" xmlns:w16sdtfl="http://schemas.microsoft.com/office/word/2024/wordml/sdtformatlock" xmlns:w16se="http://schemas.microsoft.com/office/word/2015/wordml/symex" xmlns:w16du="http://schemas.microsoft.com/office/word/2023/wordml/word16du" mc:Ignorable="w14 w15 w16se w16cid w16 w16cex w16sdtdh w16sdtfl w16du">
   <w:docDefaults>
     <w:rPrDefault>
       <w:rPr>
@@ -2211,7 +1925,6 @@
   <w:style w:type="character" w:default="1" w:styleId="DefaultParagraphFont">
     <w:name w:val="Default Paragraph Font"/>
     <w:uiPriority w:val="1"/>
-    <w:semiHidden/>
     <w:unhideWhenUsed/>
   </w:style>
   <w:style w:type="table" w:default="1" w:styleId="TableNormal">

--- a/.docu/idees/1ª part.docx
+++ b/.docu/idees/1ª part.docx
@@ -1925,6 +1925,7 @@
   <w:style w:type="character" w:default="1" w:styleId="DefaultParagraphFont">
     <w:name w:val="Default Paragraph Font"/>
     <w:uiPriority w:val="1"/>
+    <w:semiHidden/>
     <w:unhideWhenUsed/>
   </w:style>
   <w:style w:type="table" w:default="1" w:styleId="TableNormal">

--- a/.docu/idees/1ª part.docx
+++ b/.docu/idees/1ª part.docx
@@ -33,27 +33,23 @@
         </w:numPr>
         <w:rPr>
           <w:rFonts w:ascii="Arial" w:hAnsi="Arial"/>
-          <w:sz w:val="24"/>
-        </w:rPr>
-      </w:pPr>
-      <w:r>
-        <w:rPr>
-          <w:rFonts w:ascii="Arial" w:hAnsi="Arial"/>
-          <w:sz w:val="24"/>
-        </w:rPr>
-        <w:t>Dad</w:t>
-      </w:r>
-      <w:r>
-        <w:rPr>
-          <w:rFonts w:ascii="Arial" w:hAnsi="Arial"/>
-          <w:sz w:val="24"/>
-        </w:rPr>
-        <w:t xml:space="preserve">es </w:t>
+          <w:color w:val="8DD873" w:themeColor="accent6" w:themeTint="99"/>
+          <w:sz w:val="24"/>
+        </w:rPr>
+      </w:pPr>
+      <w:r>
+        <w:rPr>
+          <w:rFonts w:ascii="Arial" w:hAnsi="Arial"/>
+          <w:color w:val="8DD873" w:themeColor="accent6" w:themeTint="99"/>
+          <w:sz w:val="24"/>
+        </w:rPr>
+        <w:t xml:space="preserve">Dades </w:t>
       </w:r>
       <w:proofErr w:type="spellStart"/>
       <w:r>
         <w:rPr>
           <w:rFonts w:ascii="Arial" w:hAnsi="Arial"/>
+          <w:color w:val="8DD873" w:themeColor="accent6" w:themeTint="99"/>
           <w:sz w:val="24"/>
         </w:rPr>
         <w:t>precalculades</w:t>
@@ -69,12 +65,14 @@
         </w:numPr>
         <w:rPr>
           <w:rFonts w:ascii="Arial" w:hAnsi="Arial"/>
-          <w:sz w:val="24"/>
-        </w:rPr>
-      </w:pPr>
-      <w:r>
-        <w:rPr>
-          <w:rFonts w:ascii="Arial" w:hAnsi="Arial"/>
+          <w:color w:val="8DD873" w:themeColor="accent6" w:themeTint="99"/>
+          <w:sz w:val="24"/>
+        </w:rPr>
+      </w:pPr>
+      <w:r>
+        <w:rPr>
+          <w:rFonts w:ascii="Arial" w:hAnsi="Arial"/>
+          <w:color w:val="8DD873" w:themeColor="accent6" w:themeTint="99"/>
           <w:sz w:val="24"/>
         </w:rPr>
         <w:t>Fitxer .</w:t>
@@ -83,6 +81,7 @@
       <w:r>
         <w:rPr>
           <w:rFonts w:ascii="Arial" w:hAnsi="Arial"/>
+          <w:color w:val="8DD873" w:themeColor="accent6" w:themeTint="99"/>
           <w:sz w:val="24"/>
         </w:rPr>
         <w:t>csv</w:t>
@@ -91,6 +90,7 @@
       <w:r>
         <w:rPr>
           <w:rFonts w:ascii="Arial" w:hAnsi="Arial"/>
+          <w:color w:val="8DD873" w:themeColor="accent6" w:themeTint="99"/>
           <w:sz w:val="24"/>
         </w:rPr>
         <w:t xml:space="preserve"> / .</w:t>
@@ -99,6 +99,7 @@
       <w:r>
         <w:rPr>
           <w:rFonts w:ascii="Arial" w:hAnsi="Arial"/>
+          <w:color w:val="8DD873" w:themeColor="accent6" w:themeTint="99"/>
           <w:sz w:val="24"/>
         </w:rPr>
         <w:t>txt</w:t>
@@ -107,6 +108,7 @@
       <w:r>
         <w:rPr>
           <w:rFonts w:ascii="Arial" w:hAnsi="Arial"/>
+          <w:color w:val="8DD873" w:themeColor="accent6" w:themeTint="99"/>
           <w:sz w:val="24"/>
         </w:rPr>
         <w:t xml:space="preserve"> amb tots els pesos ja </w:t>
@@ -115,6 +117,7 @@
       <w:r>
         <w:rPr>
           <w:rFonts w:ascii="Arial" w:hAnsi="Arial"/>
+          <w:color w:val="8DD873" w:themeColor="accent6" w:themeTint="99"/>
           <w:sz w:val="24"/>
         </w:rPr>
         <w:t>precalculats</w:t>
@@ -123,6 +126,7 @@
       <w:r>
         <w:rPr>
           <w:rFonts w:ascii="Arial" w:hAnsi="Arial"/>
+          <w:color w:val="8DD873" w:themeColor="accent6" w:themeTint="99"/>
           <w:sz w:val="24"/>
         </w:rPr>
         <w:t xml:space="preserve"> per tal que quan es busqui el camí més curt només es carreguin aquells valors</w:t>
@@ -130,6 +134,7 @@
       <w:r>
         <w:rPr>
           <w:rFonts w:ascii="Arial" w:hAnsi="Arial"/>
+          <w:color w:val="8DD873" w:themeColor="accent6" w:themeTint="99"/>
           <w:sz w:val="24"/>
         </w:rPr>
         <w:t>.</w:t>
@@ -141,22 +146,17 @@
         <w:ind w:left="1440"/>
         <w:rPr>
           <w:rFonts w:ascii="Arial" w:hAnsi="Arial"/>
-          <w:sz w:val="24"/>
-        </w:rPr>
-      </w:pPr>
-      <w:r>
-        <w:rPr>
-          <w:rFonts w:ascii="Arial" w:hAnsi="Arial"/>
-          <w:sz w:val="24"/>
-        </w:rPr>
-        <w:t>Fitxer “weights.txt” am</w:t>
-      </w:r>
-      <w:r>
-        <w:rPr>
-          <w:rFonts w:ascii="Arial" w:hAnsi="Arial"/>
-          <w:sz w:val="24"/>
-        </w:rPr>
-        <w:t>b</w:t>
+          <w:color w:val="8DD873" w:themeColor="accent6" w:themeTint="99"/>
+          <w:sz w:val="24"/>
+        </w:rPr>
+      </w:pPr>
+      <w:r>
+        <w:rPr>
+          <w:rFonts w:ascii="Arial" w:hAnsi="Arial"/>
+          <w:color w:val="8DD873" w:themeColor="accent6" w:themeTint="99"/>
+          <w:sz w:val="24"/>
+        </w:rPr>
+        <w:t>Fitxer “weights.txt” amb</w:t>
       </w:r>
     </w:p>
     <w:p>
@@ -165,6 +165,7 @@
         <w:ind w:left="1440"/>
         <w:rPr>
           <w:rFonts w:ascii="Arial" w:hAnsi="Arial"/>
+          <w:color w:val="8DD873" w:themeColor="accent6" w:themeTint="99"/>
           <w:sz w:val="24"/>
         </w:rPr>
       </w:pPr>
@@ -172,6 +173,7 @@
       <w:r>
         <w:rPr>
           <w:rFonts w:ascii="Arial" w:hAnsi="Arial"/>
+          <w:color w:val="8DD873" w:themeColor="accent6" w:themeTint="99"/>
           <w:sz w:val="24"/>
         </w:rPr>
         <w:t>Stop</w:t>
@@ -179,6 +181,7 @@
       <w:r>
         <w:rPr>
           <w:rFonts w:ascii="Arial" w:hAnsi="Arial"/>
+          <w:color w:val="8DD873" w:themeColor="accent6" w:themeTint="99"/>
           <w:sz w:val="24"/>
         </w:rPr>
         <w:t>_id</w:t>
@@ -186,6 +189,7 @@
       <w:r>
         <w:rPr>
           <w:rFonts w:ascii="Arial" w:hAnsi="Arial"/>
+          <w:color w:val="8DD873" w:themeColor="accent6" w:themeTint="99"/>
           <w:sz w:val="24"/>
         </w:rPr>
         <w:t>_a</w:t>
@@ -194,6 +198,7 @@
       <w:r>
         <w:rPr>
           <w:rFonts w:ascii="Arial" w:hAnsi="Arial"/>
+          <w:color w:val="8DD873" w:themeColor="accent6" w:themeTint="99"/>
           <w:sz w:val="24"/>
         </w:rPr>
         <w:tab/>
@@ -202,6 +207,7 @@
       <w:r>
         <w:rPr>
           <w:rFonts w:ascii="Arial" w:hAnsi="Arial"/>
+          <w:color w:val="8DD873" w:themeColor="accent6" w:themeTint="99"/>
           <w:sz w:val="24"/>
         </w:rPr>
         <w:t>stop</w:t>
@@ -209,6 +215,7 @@
       <w:r>
         <w:rPr>
           <w:rFonts w:ascii="Arial" w:hAnsi="Arial"/>
+          <w:color w:val="8DD873" w:themeColor="accent6" w:themeTint="99"/>
           <w:sz w:val="24"/>
         </w:rPr>
         <w:t>_id</w:t>
@@ -216,6 +223,7 @@
       <w:r>
         <w:rPr>
           <w:rFonts w:ascii="Arial" w:hAnsi="Arial"/>
+          <w:color w:val="8DD873" w:themeColor="accent6" w:themeTint="99"/>
           <w:sz w:val="24"/>
         </w:rPr>
         <w:t>_b</w:t>
@@ -224,6 +232,7 @@
       <w:r>
         <w:rPr>
           <w:rFonts w:ascii="Arial" w:hAnsi="Arial"/>
+          <w:color w:val="8DD873" w:themeColor="accent6" w:themeTint="99"/>
           <w:sz w:val="24"/>
         </w:rPr>
         <w:tab/>
@@ -232,6 +241,7 @@
       <w:r>
         <w:rPr>
           <w:rFonts w:ascii="Arial" w:hAnsi="Arial"/>
+          <w:color w:val="8DD873" w:themeColor="accent6" w:themeTint="99"/>
           <w:sz w:val="24"/>
         </w:rPr>
         <w:t>traversal_time</w:t>
@@ -240,6 +250,7 @@
       <w:r>
         <w:rPr>
           <w:rFonts w:ascii="Arial" w:hAnsi="Arial"/>
+          <w:color w:val="8DD873" w:themeColor="accent6" w:themeTint="99"/>
           <w:sz w:val="24"/>
         </w:rPr>
         <w:tab/>
@@ -248,6 +259,7 @@
       <w:r>
         <w:rPr>
           <w:rFonts w:ascii="Arial" w:hAnsi="Arial"/>
+          <w:color w:val="8DD873" w:themeColor="accent6" w:themeTint="99"/>
           <w:sz w:val="24"/>
         </w:rPr>
         <w:t>type</w:t>
@@ -256,6 +268,7 @@
       <w:r>
         <w:rPr>
           <w:rFonts w:ascii="Arial" w:hAnsi="Arial"/>
+          <w:color w:val="8DD873" w:themeColor="accent6" w:themeTint="99"/>
           <w:sz w:val="24"/>
         </w:rPr>
         <w:t xml:space="preserve"> </w:t>
@@ -263,6 +276,7 @@
       <w:r>
         <w:rPr>
           <w:rFonts w:ascii="Arial" w:hAnsi="Arial"/>
+          <w:color w:val="8DD873" w:themeColor="accent6" w:themeTint="99"/>
           <w:sz w:val="24"/>
         </w:rPr>
         <w:t>(PW/SB)</w:t>
@@ -419,12 +433,14 @@
         </w:numPr>
         <w:rPr>
           <w:rFonts w:ascii="Arial" w:hAnsi="Arial"/>
-          <w:sz w:val="24"/>
-        </w:rPr>
-      </w:pPr>
-      <w:r>
-        <w:rPr>
-          <w:rFonts w:ascii="Arial" w:hAnsi="Arial"/>
+          <w:color w:val="8DD873" w:themeColor="accent6" w:themeTint="99"/>
+          <w:sz w:val="24"/>
+        </w:rPr>
+      </w:pPr>
+      <w:r>
+        <w:rPr>
+          <w:rFonts w:ascii="Arial" w:hAnsi="Arial"/>
+          <w:color w:val="8DD873" w:themeColor="accent6" w:themeTint="99"/>
           <w:sz w:val="24"/>
         </w:rPr>
         <w:t>Trams de parades on hi ha més d’una línia</w:t>
@@ -432,6 +448,7 @@
       <w:r>
         <w:rPr>
           <w:rFonts w:ascii="Arial" w:hAnsi="Arial"/>
+          <w:color w:val="8DD873" w:themeColor="accent6" w:themeTint="99"/>
           <w:sz w:val="24"/>
         </w:rPr>
         <w:t xml:space="preserve"> </w:t>
@@ -439,6 +456,7 @@
       <w:r>
         <w:rPr>
           <w:rFonts w:ascii="Arial" w:hAnsi="Arial"/>
+          <w:color w:val="8DD873" w:themeColor="accent6" w:themeTint="99"/>
           <w:sz w:val="24"/>
         </w:rPr>
         <w:sym w:font="Wingdings" w:char="F0E0"/>
@@ -446,6 +464,7 @@
       <w:r>
         <w:rPr>
           <w:rFonts w:ascii="Arial" w:hAnsi="Arial"/>
+          <w:color w:val="8DD873" w:themeColor="accent6" w:themeTint="99"/>
           <w:sz w:val="24"/>
         </w:rPr>
         <w:t xml:space="preserve"> duplicació?</w:t>
@@ -461,6 +480,7 @@
         <w:spacing w:line="240" w:lineRule="auto"/>
         <w:rPr>
           <w:rFonts w:ascii="Arial" w:hAnsi="Arial" w:cs="Arial"/>
+          <w:color w:val="8DD873" w:themeColor="accent6" w:themeTint="99"/>
           <w:sz w:val="24"/>
           <w:szCs w:val="24"/>
         </w:rPr>
@@ -468,6 +488,7 @@
       <w:r>
         <w:rPr>
           <w:rFonts w:ascii="Arial" w:hAnsi="Arial" w:cs="Arial"/>
+          <w:color w:val="8DD873" w:themeColor="accent6" w:themeTint="99"/>
           <w:sz w:val="24"/>
           <w:szCs w:val="24"/>
         </w:rPr>
@@ -477,6 +498,7 @@
       <w:r>
         <w:rPr>
           <w:rFonts w:ascii="Arial" w:hAnsi="Arial" w:cs="Arial"/>
+          <w:color w:val="8DD873" w:themeColor="accent6" w:themeTint="99"/>
           <w:sz w:val="24"/>
           <w:szCs w:val="24"/>
         </w:rPr>
@@ -494,12 +516,14 @@
         <w:spacing w:line="240" w:lineRule="auto"/>
         <w:rPr>
           <w:rFonts w:ascii="Arial" w:hAnsi="Arial"/>
+          <w:color w:val="8DD873" w:themeColor="accent6" w:themeTint="99"/>
           <w:sz w:val="24"/>
         </w:rPr>
       </w:pPr>
       <w:r>
         <w:rPr>
           <w:rFonts w:ascii="Arial" w:hAnsi="Arial" w:cs="Arial"/>
+          <w:color w:val="8DD873" w:themeColor="accent6" w:themeTint="99"/>
           <w:sz w:val="24"/>
           <w:szCs w:val="24"/>
         </w:rPr>
@@ -508,6 +532,7 @@
       <w:r>
         <w:rPr>
           <w:rFonts w:ascii="Arial" w:hAnsi="Arial" w:cs="Arial"/>
+          <w:color w:val="8DD873" w:themeColor="accent6" w:themeTint="99"/>
           <w:sz w:val="24"/>
           <w:szCs w:val="24"/>
         </w:rPr>
@@ -545,12 +570,14 @@
         </w:numPr>
         <w:rPr>
           <w:rFonts w:ascii="Arial" w:hAnsi="Arial"/>
-          <w:sz w:val="24"/>
-        </w:rPr>
-      </w:pPr>
-      <w:r>
-        <w:rPr>
-          <w:rFonts w:ascii="Arial" w:hAnsi="Arial"/>
+          <w:color w:val="8DD873" w:themeColor="accent6" w:themeTint="99"/>
+          <w:sz w:val="24"/>
+        </w:rPr>
+      </w:pPr>
+      <w:r>
+        <w:rPr>
+          <w:rFonts w:ascii="Arial" w:hAnsi="Arial"/>
+          <w:color w:val="8DD873" w:themeColor="accent6" w:themeTint="99"/>
           <w:sz w:val="24"/>
         </w:rPr>
         <w:t>Pesos</w:t>
@@ -558,6 +585,7 @@
       <w:r>
         <w:rPr>
           <w:rFonts w:ascii="Arial" w:hAnsi="Arial"/>
+          <w:color w:val="8DD873" w:themeColor="accent6" w:themeTint="99"/>
           <w:sz w:val="24"/>
         </w:rPr>
         <w:t xml:space="preserve"> </w:t>
@@ -565,6 +593,7 @@
       <w:r>
         <w:rPr>
           <w:rFonts w:ascii="Arial" w:hAnsi="Arial"/>
+          <w:color w:val="8DD873" w:themeColor="accent6" w:themeTint="99"/>
           <w:sz w:val="24"/>
         </w:rPr>
         <w:sym w:font="Wingdings" w:char="F0E0"/>
@@ -572,6 +601,7 @@
       <w:r>
         <w:rPr>
           <w:rFonts w:ascii="Arial" w:hAnsi="Arial"/>
+          <w:color w:val="8DD873" w:themeColor="accent6" w:themeTint="99"/>
           <w:sz w:val="24"/>
         </w:rPr>
         <w:t xml:space="preserve"> definits a ‘pesos.docx’</w:t>
@@ -586,6 +616,7 @@
         </w:numPr>
         <w:rPr>
           <w:rFonts w:ascii="Arial" w:hAnsi="Arial"/>
+          <w:color w:val="8DD873" w:themeColor="accent6" w:themeTint="99"/>
           <w:sz w:val="24"/>
         </w:rPr>
       </w:pPr>
@@ -593,6 +624,7 @@
       <w:r>
         <w:rPr>
           <w:rFonts w:ascii="Arial" w:hAnsi="Arial"/>
+          <w:color w:val="8DD873" w:themeColor="accent6" w:themeTint="99"/>
           <w:sz w:val="24"/>
         </w:rPr>
         <w:t>Pathway</w:t>
@@ -608,6 +640,7 @@
         </w:numPr>
         <w:rPr>
           <w:rFonts w:ascii="Arial" w:hAnsi="Arial"/>
+          <w:color w:val="8DD873" w:themeColor="accent6" w:themeTint="99"/>
           <w:sz w:val="24"/>
         </w:rPr>
       </w:pPr>
@@ -615,9 +648,34 @@
       <w:r>
         <w:rPr>
           <w:rFonts w:ascii="Arial" w:hAnsi="Arial"/>
+          <w:color w:val="8DD873" w:themeColor="accent6" w:themeTint="99"/>
           <w:sz w:val="24"/>
         </w:rPr>
         <w:t>Subway</w:t>
+      </w:r>
+      <w:proofErr w:type="spellEnd"/>
+    </w:p>
+    <w:p>
+      <w:pPr>
+        <w:pStyle w:val="ListParagraph"/>
+        <w:numPr>
+          <w:ilvl w:val="1"/>
+          <w:numId w:val="1"/>
+        </w:numPr>
+        <w:rPr>
+          <w:rFonts w:ascii="Arial" w:hAnsi="Arial"/>
+          <w:color w:val="8DD873" w:themeColor="accent6" w:themeTint="99"/>
+          <w:sz w:val="24"/>
+        </w:rPr>
+      </w:pPr>
+      <w:proofErr w:type="spellStart"/>
+      <w:r>
+        <w:rPr>
+          <w:rFonts w:ascii="Arial" w:hAnsi="Arial"/>
+          <w:color w:val="8DD873" w:themeColor="accent6" w:themeTint="99"/>
+          <w:sz w:val="24"/>
+        </w:rPr>
+        <w:t>Transfer</w:t>
       </w:r>
       <w:proofErr w:type="spellEnd"/>
     </w:p>
@@ -630,12 +688,14 @@
         </w:numPr>
         <w:rPr>
           <w:rFonts w:ascii="Arial" w:hAnsi="Arial"/>
-          <w:sz w:val="24"/>
-        </w:rPr>
-      </w:pPr>
-      <w:r>
-        <w:rPr>
-          <w:rFonts w:ascii="Arial" w:hAnsi="Arial"/>
+          <w:color w:val="8DD873" w:themeColor="accent6" w:themeTint="99"/>
+          <w:sz w:val="24"/>
+        </w:rPr>
+      </w:pPr>
+      <w:r>
+        <w:rPr>
+          <w:rFonts w:ascii="Arial" w:hAnsi="Arial"/>
+          <w:color w:val="8DD873" w:themeColor="accent6" w:themeTint="99"/>
           <w:sz w:val="24"/>
         </w:rPr>
         <w:t>Precisió</w:t>
@@ -650,6 +710,7 @@
         </w:numPr>
         <w:rPr>
           <w:rFonts w:ascii="Arial" w:hAnsi="Arial"/>
+          <w:color w:val="8DD873" w:themeColor="accent6" w:themeTint="99"/>
           <w:sz w:val="24"/>
           <w:lang w:val="en-ES"/>
         </w:rPr>
@@ -657,6 +718,7 @@
       <w:r>
         <w:rPr>
           <w:rFonts w:ascii="Arial" w:hAnsi="Arial"/>
+          <w:color w:val="8DD873" w:themeColor="accent6" w:themeTint="99"/>
           <w:sz w:val="24"/>
         </w:rPr>
         <w:t>Arrodonir als segons</w:t>
@@ -664,6 +726,7 @@
       <w:r>
         <w:rPr>
           <w:rFonts w:ascii="Arial" w:hAnsi="Arial"/>
+          <w:color w:val="8DD873" w:themeColor="accent6" w:themeTint="99"/>
           <w:sz w:val="24"/>
         </w:rPr>
         <w:t xml:space="preserve"> </w:t>
@@ -671,6 +734,7 @@
       <w:r>
         <w:rPr>
           <w:rFonts w:ascii="Arial" w:hAnsi="Arial"/>
+          <w:color w:val="8DD873" w:themeColor="accent6" w:themeTint="99"/>
           <w:sz w:val="24"/>
         </w:rPr>
         <w:sym w:font="Wingdings" w:char="F0E0"/>
@@ -678,6 +742,7 @@
       <w:r>
         <w:rPr>
           <w:rFonts w:ascii="Arial" w:hAnsi="Arial"/>
+          <w:color w:val="8DD873" w:themeColor="accent6" w:themeTint="99"/>
           <w:sz w:val="24"/>
         </w:rPr>
         <w:t xml:space="preserve"> utilitzar </w:t>
@@ -685,6 +750,7 @@
       <w:r>
         <w:rPr>
           <w:rFonts w:ascii="Arial" w:hAnsi="Arial"/>
+          <w:color w:val="8DD873" w:themeColor="accent6" w:themeTint="99"/>
           <w:sz w:val="24"/>
           <w:lang w:val="en-ES"/>
         </w:rPr>
@@ -826,18 +892,6 @@
     </w:p>
     <w:p>
       <w:pPr>
-        <w:pStyle w:val="ListParagraph"/>
-        <w:ind w:left="2160"/>
-        <w:rPr>
-          <w:rFonts w:ascii="Arial" w:hAnsi="Arial"/>
-          <w:sz w:val="24"/>
-        </w:rPr>
-      </w:pPr>
-    </w:p>
-    <w:p>
-      <w:pPr>
-        <w:pStyle w:val="ListParagraph"/>
-        <w:ind w:left="2160"/>
         <w:rPr>
           <w:rFonts w:ascii="Arial" w:hAnsi="Arial"/>
           <w:sz w:val="24"/>

--- a/.docu/idees/1ª part.docx
+++ b/.docu/idees/1ª part.docx
@@ -549,16 +549,45 @@
         <w:spacing w:line="240" w:lineRule="auto"/>
         <w:rPr>
           <w:rFonts w:ascii="Arial" w:hAnsi="Arial"/>
+          <w:color w:val="808080" w:themeColor="background1" w:themeShade="80"/>
           <w:sz w:val="24"/>
         </w:rPr>
       </w:pPr>
       <w:r>
         <w:rPr>
           <w:rFonts w:ascii="Arial" w:hAnsi="Arial" w:cs="Arial"/>
+          <w:color w:val="808080" w:themeColor="background1" w:themeShade="80"/>
           <w:sz w:val="24"/>
           <w:szCs w:val="24"/>
         </w:rPr>
         <w:t>En el moment de donar a escollir una entrada inicial no es pot donar la de Plaça de Sants – Alcolea (escala mecànica) però si es pot donar com a entrada de destí</w:t>
+      </w:r>
+      <w:r>
+        <w:rPr>
+          <w:rFonts w:ascii="Arial" w:hAnsi="Arial" w:cs="Arial"/>
+          <w:color w:val="808080" w:themeColor="background1" w:themeShade="80"/>
+          <w:sz w:val="24"/>
+          <w:szCs w:val="24"/>
+        </w:rPr>
+        <w:t xml:space="preserve"> </w:t>
+      </w:r>
+      <w:r>
+        <w:rPr>
+          <w:rFonts w:ascii="Arial" w:hAnsi="Arial" w:cs="Arial"/>
+          <w:color w:val="808080" w:themeColor="background1" w:themeShade="80"/>
+          <w:sz w:val="24"/>
+          <w:szCs w:val="24"/>
+        </w:rPr>
+        <w:sym w:font="Wingdings" w:char="F0DF"/>
+      </w:r>
+      <w:r>
+        <w:rPr>
+          <w:rFonts w:ascii="Arial" w:hAnsi="Arial" w:cs="Arial"/>
+          <w:color w:val="808080" w:themeColor="background1" w:themeShade="80"/>
+          <w:sz w:val="24"/>
+          <w:szCs w:val="24"/>
+        </w:rPr>
+        <w:t xml:space="preserve"> si es posa així simplement no es trobarà camí i ja està!</w:t>
       </w:r>
     </w:p>
     <w:p>
